--- a/hin/docx/028.content.docx
+++ b/hin/docx/028.content.docx
@@ -166,26 +166,6 @@
       </w:r>
       <w:r>
         <w:rPr>
-          <w:i/>
-          <w:lang w:val="hi_IN" w:bidi="hi_IN"/>
-        </w:rPr>
-        <w:t>जंगल, जंगल में भटकना, जंगली, जंगली घास (डार्नेल), जंगली पौधे, जंगली फल (लौकी), जंगली बकरी, जंगली सांड, जकर्याह, जकर्याह (व्यक्ति), जक्कई, जक्कई, जक्कूर, जक्कूर, जटामासी, जत्तू, जत्तू, जनगणना, जबद्याह, जबीदा, जबीना, जबूल, जबूलून (व्यक्ति), जबूलून, गोत्र का, जबूलूनी, जब्दी, जब्दी, जब्दीएल, जब्बै, ज़मज़ुम्मिम, जमजुम्मी, जमीरा, जरहयाह, जरूब्बाबेल, जल का पृथक्करण, जल सोसन, जल-प्रलय, जलकुंभी, जलकुक्कट, जलकुक्कट, जलकुण्ड, जलकौवा, जलती हुई झाड़ी, जलप्रलय, जलप्रलय-पूर्व काल, जलफाटक, जलोदर, जस्ता, जहाज और नौवहन, जहाजी, ज़ांथिकुस, जाजा, जातियाँ, जातीय शासक (यहूदी), जादू-टोना, जादूगर, जानोह (व्यक्ति), जानोह (स्थान), जाबाद, जाबूद, जाम्ब्री, जार (जंगल), जाल, जावान, जाहम, जिक्री, जिगगुराट, ज़िदोन, ज़िदोनियन, जिनेवा बाइबल, जिप्तहेल, जिप्ताह, जिप्रोन, जिबसाम, जिम्मा, जिम्रान, जिम्री (व्यक्ति), जिम्री (स्थान), जिल्पा, जीअ, जीजा, जीना, जीप (व्यक्ति), जीप (स्थान), जीपा, जीपी, जीपी, जीरा, जीरे, सौंफ, जायफल फूल, जीव, जीव (जिफ*), जीवन, जीवन की पुस्तक, जीवन की पुस्तक, जीवन के वृक्ष, जीसस बेन सिराच की बुद्धि, जुदा (स्थान), जुबली वर्ष, जूँ, जूआ, जूजिम, जूजियों, जूडस मक्काबीस, जूफा, जेकेर, जेज़ोअर, जेतला, जेतान, जेताम, जेतेर, जेनैयस, जेब, जेबह और सल्मुन्ना, जेबेरेक्याह, जेर, जेरह, जेरह, जेरहियों, जेरहियों, जेरेद, जेरेद, जेरेश, जेलोतेस, जेसिय्याह, जैगर सहादुथा, जैतून का पहाड़, जैतून, जैतून का वृक्ष, जॉन हिरकानुस, जोंक, जोट या टिटल, जोतना, हल जोतनेवाला, हल का फाल, जोना, जोन्स, जोसे, जोसेफट, जोहेत, जोहेलेत नामक पत्थर, जौ</w:t>
-      </w:r>
-      <w:r>
-        <w:rPr>
-          <w:lang w:val="hi_IN" w:bidi="hi_IN"/>
-        </w:rPr>
-      </w:r>
-    </w:p>
-    <w:p>
-      <w:pPr/>
-      <w:r>
-        <w:rPr>
-          <w:lang w:val="hi_IN" w:bidi="hi_IN"/>
-        </w:rPr>
-      </w:r>
-      <w:r>
-        <w:rPr>
           <w:lang w:val="hi_IN" w:bidi="hi_IN"/>
         </w:rPr>
         <w:t xml:space="preserve"> </w:t>
@@ -2962,7 +2942,7 @@
         <w:rPr>
           <w:lang w:val="hi_IN" w:bidi="hi_IN"/>
         </w:rPr>
-        <w:t>राजा यहोशापात के सात पुत्रों में से एक और यहोराम के भाई। यहोराम, अपने पिता की मृत्यु के बाद यहूदा का एकमात्र शासक (अस्थायी शासक) था (848–841 ई.पू.) (</w:t>
+        <w:t>राजा यहोशापात के सात पुत्रों में से एक और यहोराम के भाई। यहोराम (</w:t>
       </w:r>
       <w:hyperlink r:id="rId84">
         <w:r>

--- a/hin/docx/028.content.docx
+++ b/hin/docx/028.content.docx
@@ -19,7 +19,7 @@
         <w:rPr>
           <w:lang w:val="hi_IN" w:bidi="hi_IN"/>
         </w:rPr>
-        <w:t>Resource: बाइबल कोश (टिंडेल)</w:t>
+        <w:t>Resource: Tyndale Open Bible Dictionary</w:t>
       </w:r>
       <w:r>
         <w:rPr>
@@ -112,7 +112,7 @@
         <w:rPr>
           <w:lang w:val="hi_IN" w:bidi="hi_IN"/>
         </w:rPr>
-        <w:t>बाइबल कोश (टिंडेल)</w:t>
+        <w:t>Tyndale Open Bible Dictionary</w:t>
       </w:r>
     </w:p>
     <w:p>

--- a/hin/docx/028.content.docx
+++ b/hin/docx/028.content.docx
@@ -19,7 +19,7 @@
         <w:rPr>
           <w:lang w:val="hi_IN" w:bidi="hi_IN"/>
         </w:rPr>
-        <w:t>Resource: Tyndale Open Bible Dictionary</w:t>
+        <w:t>Resource: Aquifer Open Bible Dictionary</w:t>
       </w:r>
       <w:r>
         <w:rPr>
@@ -112,7 +112,7 @@
         <w:rPr>
           <w:lang w:val="hi_IN" w:bidi="hi_IN"/>
         </w:rPr>
-        <w:t>Tyndale Open Bible Dictionary</w:t>
+        <w:t>Aquifer Open Bible Dictionary</w:t>
       </w:r>
     </w:p>
     <w:p>

--- a/hin/docx/028.content.docx
+++ b/hin/docx/028.content.docx
@@ -261,36 +261,24 @@
         </w:rPr>
         <w:t xml:space="preserve">मनुष्य के लिए इब्री दृष्टिकोण विभेदित सम्पूर्णता का है—हृदय, प्राण, और मन इतने आपस में जुड़े हुए हैं कि उन्हें अलग नहीं किया जा सकता। इस प्रकार "जानना" पूरे अस्तित्व को शामिल करता है और यह केवल मन की क्रिया नहीं है। हृदय को कभी-कभी ज्ञान के अंग के रूप में पहचाना जाता है (तुलना करें </w:t>
       </w:r>
-      <w:hyperlink r:id="rId13">
-        <w:r>
-          <w:rPr>
-            <w:lang w:val="hi_IN" w:bidi="hi_IN"/>
-          </w:rPr>
-          <w:rPr>
-            <w:color w:val="0000EE"/>
-            <w:u w:val="single"/>
-          </w:rPr>
-          <w:t>भज 49:3</w:t>
-        </w:r>
-      </w:hyperlink>
+      <w:r>
+        <w:rPr>
+          <w:lang w:val="hi_IN" w:bidi="hi_IN"/>
+        </w:rPr>
+        <w:t>भज 49:3</w:t>
+      </w:r>
       <w:r>
         <w:rPr>
           <w:lang w:val="hi_IN" w:bidi="hi_IN"/>
         </w:rPr>
         <w:t xml:space="preserve">; </w:t>
       </w:r>
-      <w:hyperlink r:id="rId14">
-        <w:r>
-          <w:rPr>
-            <w:lang w:val="hi_IN" w:bidi="hi_IN"/>
-          </w:rPr>
-          <w:rPr>
-            <w:color w:val="0000EE"/>
-            <w:u w:val="single"/>
-          </w:rPr>
-          <w:t>यशा 6:10</w:t>
-        </w:r>
-      </w:hyperlink>
+      <w:r>
+        <w:rPr>
+          <w:lang w:val="hi_IN" w:bidi="hi_IN"/>
+        </w:rPr>
+        <w:t>यशा 6:10</w:t>
+      </w:r>
       <w:r>
         <w:rPr>
           <w:lang w:val="hi_IN" w:bidi="hi_IN"/>
@@ -311,18 +299,12 @@
         </w:rPr>
         <w:t xml:space="preserve">यहूदी ज्ञान की अवधारणा को </w:t>
       </w:r>
-      <w:hyperlink r:id="rId15">
-        <w:r>
-          <w:rPr>
-            <w:lang w:val="hi_IN" w:bidi="hi_IN"/>
-          </w:rPr>
-          <w:rPr>
-            <w:color w:val="0000EE"/>
-            <w:u w:val="single"/>
-          </w:rPr>
-          <w:t>यशायाह 1:3</w:t>
-        </w:r>
-      </w:hyperlink>
+      <w:r>
+        <w:rPr>
+          <w:lang w:val="hi_IN" w:bidi="hi_IN"/>
+        </w:rPr>
+        <w:t>यशायाह 1:3</w:t>
+      </w:r>
       <w:r>
         <w:rPr>
           <w:lang w:val="hi_IN" w:bidi="hi_IN"/>
@@ -367,18 +349,12 @@
         </w:rPr>
         <w:t>" (</w:t>
       </w:r>
-      <w:hyperlink r:id="rId16">
-        <w:r>
-          <w:rPr>
-            <w:lang w:val="hi_IN" w:bidi="hi_IN"/>
-          </w:rPr>
-          <w:rPr>
-            <w:color w:val="0000EE"/>
-            <w:u w:val="single"/>
-          </w:rPr>
-          <w:t>यूह 14:7</w:t>
-        </w:r>
-      </w:hyperlink>
+      <w:r>
+        <w:rPr>
+          <w:lang w:val="hi_IN" w:bidi="hi_IN"/>
+        </w:rPr>
+        <w:t>यूह 14:7</w:t>
+      </w:r>
       <w:r>
         <w:rPr>
           <w:lang w:val="hi_IN" w:bidi="hi_IN"/>
@@ -393,18 +369,12 @@
           <w:lang w:val="hi_IN" w:bidi="hi_IN"/>
         </w:rPr>
       </w:r>
-      <w:hyperlink r:id="rId17">
-        <w:r>
-          <w:rPr>
-            <w:lang w:val="hi_IN" w:bidi="hi_IN"/>
-          </w:rPr>
-          <w:rPr>
-            <w:color w:val="0000EE"/>
-            <w:u w:val="single"/>
-          </w:rPr>
-          <w:t>यूहन्ना 17:3</w:t>
-        </w:r>
-      </w:hyperlink>
+      <w:r>
+        <w:rPr>
+          <w:lang w:val="hi_IN" w:bidi="hi_IN"/>
+        </w:rPr>
+        <w:t>यूहन्ना 17:3</w:t>
+      </w:r>
       <w:r>
         <w:rPr>
           <w:lang w:val="hi_IN" w:bidi="hi_IN"/>
@@ -437,18 +407,12 @@
         </w:rPr>
         <w:t>पौलुस परमेश्वर के प्रकाशन को मसीह में ज्ञान के स्रोत के रूप में भी मानते हैं। परमेश्वर ने अपनी इच्छा के “रहस्य” को उस व्यक्ति के लिए प्रकट किया है जो “मसीह में” है। आत्मिक व्यक्ति परमेश्वर के आत्मा द्वारा सिखाया जाता है (</w:t>
       </w:r>
-      <w:hyperlink r:id="rId18">
-        <w:r>
-          <w:rPr>
-            <w:lang w:val="hi_IN" w:bidi="hi_IN"/>
-          </w:rPr>
-          <w:rPr>
-            <w:color w:val="0000EE"/>
-            <w:u w:val="single"/>
-          </w:rPr>
-          <w:t>1 कुरि 2:12–16</w:t>
-        </w:r>
-      </w:hyperlink>
+      <w:r>
+        <w:rPr>
+          <w:lang w:val="hi_IN" w:bidi="hi_IN"/>
+        </w:rPr>
+        <w:t>1 कुरि 2:12–16</w:t>
+      </w:r>
       <w:r>
         <w:rPr>
           <w:lang w:val="hi_IN" w:bidi="hi_IN"/>
